--- a/ОТЧЕТ 2 ЛАБА МДК01.02.docx
+++ b/ОТЧЕТ 2 ЛАБА МДК01.02.docx
@@ -16,17 +16,6 @@
           <w:szCs w:val="36"/>
         </w:rPr>
       </w:pPr>
-      <w:r>
-        <w:rPr>
-          <w:rFonts w:ascii="Times New Roman" w:hAnsi="Times New Roman" w:cs="Times New Roman"/>
-          <w:b/>
-          <w:bCs/>
-          <w:color w:val="FF6699"/>
-          <w:sz w:val="36"/>
-          <w:szCs w:val="36"/>
-        </w:rPr>
-        <w:t>МДК 01.02</w:t>
-      </w:r>
     </w:p>
     <w:p>
       <w:pPr>
@@ -34,23 +23,62 @@
         <w:jc w:val="center"/>
         <w:rPr>
           <w:rFonts w:ascii="Times New Roman" w:hAnsi="Times New Roman" w:cs="Times New Roman"/>
-          <w:b/>
-          <w:bCs/>
-          <w:color w:val="FF6699"/>
-          <w:sz w:val="36"/>
-          <w:szCs w:val="36"/>
-        </w:rPr>
-      </w:pPr>
-      <w:r>
-        <w:rPr>
-          <w:rFonts w:ascii="Times New Roman" w:hAnsi="Times New Roman" w:cs="Times New Roman"/>
-          <w:b/>
-          <w:bCs/>
-          <w:color w:val="FF6699"/>
-          <w:sz w:val="36"/>
-          <w:szCs w:val="36"/>
-        </w:rPr>
-        <w:t>ЛАБОРАТОРНАЯЯ РАБОТА №2</w:t>
+          <w:sz w:val="32"/>
+          <w:szCs w:val="32"/>
+        </w:rPr>
+      </w:pPr>
+      <w:r>
+        <w:rPr>
+          <w:noProof/>
+        </w:rPr>
+        <w:drawing>
+          <wp:inline distT="0" distB="0" distL="0" distR="0" wp14:anchorId="51BCD0A1" wp14:editId="539C8A7A">
+            <wp:extent cx="1097280" cy="1066800"/>
+            <wp:effectExtent l="0" t="0" r="7620" b="0"/>
+            <wp:docPr id="3" name="Рисунок 3"/>
+            <wp:cNvGraphicFramePr>
+              <a:graphicFrameLocks xmlns:a="http://schemas.openxmlformats.org/drawingml/2006/main" noChangeAspect="1"/>
+            </wp:cNvGraphicFramePr>
+            <a:graphic xmlns:a="http://schemas.openxmlformats.org/drawingml/2006/main">
+              <a:graphicData uri="http://schemas.openxmlformats.org/drawingml/2006/picture">
+                <pic:pic xmlns:pic="http://schemas.openxmlformats.org/drawingml/2006/picture">
+                  <pic:nvPicPr>
+                    <pic:cNvPr id="0" name="Рисунок 1"/>
+                    <pic:cNvPicPr>
+                      <a:picLocks noChangeAspect="1" noChangeArrowheads="1"/>
+                    </pic:cNvPicPr>
+                  </pic:nvPicPr>
+                  <pic:blipFill>
+                    <a:blip r:embed="rId4">
+                      <a:extLst>
+                        <a:ext uri="{28A0092B-C50C-407E-A947-70E740481C1C}">
+                          <a14:useLocalDpi xmlns:a14="http://schemas.microsoft.com/office/drawing/2010/main" val="0"/>
+                        </a:ext>
+                      </a:extLst>
+                    </a:blip>
+                    <a:srcRect/>
+                    <a:stretch>
+                      <a:fillRect/>
+                    </a:stretch>
+                  </pic:blipFill>
+                  <pic:spPr bwMode="auto">
+                    <a:xfrm>
+                      <a:off x="0" y="0"/>
+                      <a:ext cx="1097280" cy="1066800"/>
+                    </a:xfrm>
+                    <a:prstGeom prst="rect">
+                      <a:avLst/>
+                    </a:prstGeom>
+                    <a:noFill/>
+                    <a:ln>
+                      <a:noFill/>
+                    </a:ln>
+                  </pic:spPr>
+                </pic:pic>
+              </a:graphicData>
+            </a:graphic>
+          </wp:inline>
+        </w:drawing>
       </w:r>
     </w:p>
     <w:p>
@@ -59,24 +87,455 @@
         <w:jc w:val="center"/>
         <w:rPr>
           <w:rFonts w:ascii="Times New Roman" w:hAnsi="Times New Roman" w:cs="Times New Roman"/>
-          <w:b/>
-          <w:bCs/>
-          <w:color w:val="FF6699"/>
-          <w:sz w:val="36"/>
-          <w:szCs w:val="36"/>
-        </w:rPr>
-      </w:pPr>
-      <w:r>
-        <w:rPr>
-          <w:rFonts w:ascii="Times New Roman" w:hAnsi="Times New Roman" w:cs="Times New Roman"/>
-          <w:b/>
-          <w:bCs/>
-          <w:color w:val="FF6699"/>
+          <w:sz w:val="32"/>
+          <w:szCs w:val="32"/>
+        </w:rPr>
+      </w:pPr>
+    </w:p>
+    <w:p>
+      <w:pPr>
+        <w:spacing w:after="0"/>
+        <w:jc w:val="center"/>
+        <w:rPr>
+          <w:rFonts w:ascii="Times New Roman" w:hAnsi="Times New Roman" w:cs="Times New Roman"/>
+          <w:sz w:val="32"/>
+          <w:szCs w:val="32"/>
+        </w:rPr>
+      </w:pPr>
+    </w:p>
+    <w:p>
+      <w:pPr>
+        <w:spacing w:after="0"/>
+        <w:jc w:val="center"/>
+        <w:rPr>
+          <w:rFonts w:ascii="Times New Roman" w:hAnsi="Times New Roman" w:cs="Times New Roman"/>
+          <w:sz w:val="32"/>
+          <w:szCs w:val="32"/>
+        </w:rPr>
+      </w:pPr>
+      <w:r>
+        <w:rPr>
+          <w:rFonts w:ascii="Times New Roman" w:hAnsi="Times New Roman" w:cs="Times New Roman"/>
+          <w:sz w:val="32"/>
+          <w:szCs w:val="32"/>
+        </w:rPr>
+        <w:t>МИНИСТЕРСТВО ОБРАЗОВАНИЯ И НАУКИ РЕСПУБЛИКИ БУРЯТИЯ</w:t>
+      </w:r>
+    </w:p>
+    <w:p>
+      <w:pPr>
+        <w:spacing w:after="0"/>
+        <w:jc w:val="center"/>
+        <w:rPr>
+          <w:rFonts w:ascii="Times New Roman" w:hAnsi="Times New Roman" w:cs="Times New Roman"/>
+          <w:sz w:val="32"/>
+          <w:szCs w:val="32"/>
+        </w:rPr>
+      </w:pPr>
+      <w:r>
+        <w:rPr>
+          <w:rFonts w:ascii="Times New Roman" w:hAnsi="Times New Roman" w:cs="Times New Roman"/>
+          <w:sz w:val="32"/>
+          <w:szCs w:val="32"/>
+        </w:rPr>
+        <w:t>Государственное бюджетное профессиональное образовательное учреждение «Улан-Удэнский авиационный техникум»</w:t>
+      </w:r>
+    </w:p>
+    <w:p>
+      <w:pPr>
+        <w:spacing w:after="0"/>
+        <w:jc w:val="center"/>
+        <w:rPr>
+          <w:rFonts w:ascii="Times New Roman" w:hAnsi="Times New Roman" w:cs="Times New Roman"/>
+          <w:sz w:val="32"/>
+          <w:szCs w:val="32"/>
+        </w:rPr>
+      </w:pPr>
+      <w:r>
+        <w:rPr>
+          <w:rFonts w:ascii="Times New Roman" w:hAnsi="Times New Roman" w:cs="Times New Roman"/>
+          <w:sz w:val="32"/>
+          <w:szCs w:val="32"/>
+        </w:rPr>
+        <w:t>«ГБПОУ УУАТ»</w:t>
+      </w:r>
+    </w:p>
+    <w:p>
+      <w:pPr>
+        <w:jc w:val="center"/>
+      </w:pPr>
+    </w:p>
+    <w:p>
+      <w:pPr>
+        <w:jc w:val="center"/>
+      </w:pPr>
+    </w:p>
+    <w:p>
+      <w:pPr>
+        <w:spacing w:after="0"/>
+        <w:jc w:val="right"/>
+        <w:rPr>
+          <w:rFonts w:ascii="Times New Roman" w:hAnsi="Times New Roman" w:cs="Times New Roman"/>
+          <w:sz w:val="28"/>
+          <w:szCs w:val="28"/>
+        </w:rPr>
+      </w:pPr>
+      <w:r>
+        <w:rPr>
+          <w:rFonts w:ascii="Times New Roman" w:hAnsi="Times New Roman" w:cs="Times New Roman"/>
+          <w:sz w:val="28"/>
+          <w:szCs w:val="28"/>
+        </w:rPr>
+        <w:t>Кафедра информационных систем и логистики</w:t>
+      </w:r>
+    </w:p>
+    <w:p>
+      <w:pPr>
+        <w:spacing w:after="0"/>
+        <w:jc w:val="right"/>
+        <w:rPr>
+          <w:rFonts w:ascii="Times New Roman" w:hAnsi="Times New Roman" w:cs="Times New Roman"/>
+          <w:sz w:val="28"/>
+          <w:szCs w:val="28"/>
+        </w:rPr>
+      </w:pPr>
+      <w:r>
+        <w:rPr>
+          <w:rFonts w:ascii="Times New Roman" w:hAnsi="Times New Roman" w:cs="Times New Roman"/>
+          <w:sz w:val="28"/>
+          <w:szCs w:val="28"/>
+        </w:rPr>
+        <w:t>Специальности 09.02.07</w:t>
+      </w:r>
+    </w:p>
+    <w:p>
+      <w:pPr>
+        <w:spacing w:after="0"/>
+        <w:jc w:val="right"/>
+        <w:rPr>
+          <w:rFonts w:ascii="Times New Roman" w:hAnsi="Times New Roman" w:cs="Times New Roman"/>
+          <w:sz w:val="28"/>
+          <w:szCs w:val="28"/>
+        </w:rPr>
+      </w:pPr>
+      <w:r>
+        <w:rPr>
+          <w:rFonts w:ascii="Times New Roman" w:hAnsi="Times New Roman" w:cs="Times New Roman"/>
+          <w:sz w:val="28"/>
+          <w:szCs w:val="28"/>
+        </w:rPr>
+        <w:t>«Информационные системы и программирование»</w:t>
+      </w:r>
+    </w:p>
+    <w:p>
+      <w:pPr>
+        <w:jc w:val="center"/>
+      </w:pPr>
+    </w:p>
+    <w:p>
+      <w:pPr>
+        <w:spacing w:after="0"/>
+        <w:jc w:val="center"/>
+        <w:rPr>
+          <w:rFonts w:ascii="Times New Roman" w:hAnsi="Times New Roman" w:cs="Times New Roman"/>
+          <w:color w:val="000000" w:themeColor="text1"/>
+          <w:sz w:val="36"/>
+          <w:szCs w:val="36"/>
+        </w:rPr>
+      </w:pPr>
+      <w:r>
+        <w:rPr>
+          <w:rFonts w:ascii="Times New Roman" w:hAnsi="Times New Roman" w:cs="Times New Roman"/>
+          <w:color w:val="000000" w:themeColor="text1"/>
+          <w:sz w:val="36"/>
+          <w:szCs w:val="36"/>
+        </w:rPr>
+        <w:t>ОТЧЕТ</w:t>
+      </w:r>
+    </w:p>
+    <w:p>
+      <w:pPr>
+        <w:spacing w:after="0"/>
+        <w:jc w:val="center"/>
+        <w:rPr>
+          <w:rFonts w:ascii="Times New Roman" w:hAnsi="Times New Roman" w:cs="Times New Roman"/>
+          <w:color w:val="000000" w:themeColor="text1"/>
+          <w:sz w:val="36"/>
+          <w:szCs w:val="36"/>
+        </w:rPr>
+      </w:pPr>
+      <w:r>
+        <w:rPr>
+          <w:rFonts w:ascii="Times New Roman" w:hAnsi="Times New Roman" w:cs="Times New Roman"/>
+          <w:color w:val="000000" w:themeColor="text1"/>
+          <w:sz w:val="36"/>
+          <w:szCs w:val="36"/>
+        </w:rPr>
+        <w:t>Лабораторная работа №2</w:t>
+      </w:r>
+    </w:p>
+    <w:p>
+      <w:pPr>
+        <w:spacing w:after="0"/>
+        <w:jc w:val="center"/>
+        <w:rPr>
+          <w:rFonts w:ascii="Times New Roman" w:hAnsi="Times New Roman" w:cs="Times New Roman"/>
+          <w:color w:val="000000" w:themeColor="text1"/>
+          <w:sz w:val="36"/>
+          <w:szCs w:val="36"/>
+        </w:rPr>
+      </w:pPr>
+      <w:r>
+        <w:rPr>
+          <w:rFonts w:ascii="Times New Roman" w:hAnsi="Times New Roman" w:cs="Times New Roman"/>
+          <w:color w:val="000000" w:themeColor="text1"/>
           <w:sz w:val="36"/>
           <w:szCs w:val="36"/>
         </w:rPr>
         <w:t>МЕТОДЫ И ФУНКЦИИ</w:t>
       </w:r>
+    </w:p>
+    <w:p>
+      <w:pPr>
+        <w:spacing w:after="0"/>
+        <w:jc w:val="center"/>
+        <w:rPr>
+          <w:rFonts w:ascii="Times New Roman" w:hAnsi="Times New Roman" w:cs="Times New Roman"/>
+          <w:sz w:val="32"/>
+          <w:szCs w:val="32"/>
+        </w:rPr>
+      </w:pPr>
+      <w:r>
+        <w:rPr>
+          <w:rFonts w:ascii="Times New Roman" w:hAnsi="Times New Roman" w:cs="Times New Roman"/>
+          <w:sz w:val="32"/>
+          <w:szCs w:val="32"/>
+        </w:rPr>
+        <w:t xml:space="preserve">По дисциплине: </w:t>
+      </w:r>
+      <w:r>
+        <w:rPr>
+          <w:rFonts w:ascii="Times New Roman" w:hAnsi="Times New Roman" w:cs="Times New Roman"/>
+          <w:sz w:val="32"/>
+          <w:szCs w:val="32"/>
+        </w:rPr>
+        <w:t>Поддержка и тестирование программных модулей</w:t>
+      </w:r>
+    </w:p>
+    <w:p>
+      <w:pPr>
+        <w:spacing w:after="0"/>
+        <w:jc w:val="center"/>
+        <w:rPr>
+          <w:rFonts w:ascii="Times New Roman" w:hAnsi="Times New Roman" w:cs="Times New Roman"/>
+          <w:color w:val="000000" w:themeColor="text1"/>
+          <w:sz w:val="36"/>
+          <w:szCs w:val="36"/>
+        </w:rPr>
+      </w:pPr>
+    </w:p>
+    <w:p>
+      <w:pPr>
+        <w:jc w:val="center"/>
+      </w:pPr>
+    </w:p>
+    <w:p>
+      <w:pPr>
+        <w:rPr>
+          <w:rFonts w:ascii="Times New Roman" w:hAnsi="Times New Roman" w:cs="Times New Roman"/>
+          <w:color w:val="000000"/>
+          <w:sz w:val="32"/>
+          <w:szCs w:val="32"/>
+          <w:shd w:val="clear" w:color="auto" w:fill="FFFFFF"/>
+        </w:rPr>
+      </w:pPr>
+    </w:p>
+    <w:p>
+      <w:pPr>
+        <w:rPr>
+          <w:rFonts w:ascii="Times New Roman" w:hAnsi="Times New Roman" w:cs="Times New Roman"/>
+          <w:color w:val="000000"/>
+          <w:sz w:val="32"/>
+          <w:szCs w:val="32"/>
+          <w:shd w:val="clear" w:color="auto" w:fill="FFFFFF"/>
+        </w:rPr>
+      </w:pPr>
+    </w:p>
+    <w:p>
+      <w:pPr>
+        <w:spacing w:after="0"/>
+        <w:rPr>
+          <w:rFonts w:ascii="Times New Roman" w:hAnsi="Times New Roman" w:cs="Times New Roman"/>
+          <w:sz w:val="32"/>
+          <w:szCs w:val="32"/>
+        </w:rPr>
+      </w:pPr>
+      <w:r>
+        <w:rPr>
+          <w:rFonts w:ascii="Times New Roman" w:hAnsi="Times New Roman" w:cs="Times New Roman"/>
+          <w:sz w:val="32"/>
+          <w:szCs w:val="32"/>
+        </w:rPr>
+        <w:t>Выполнил:</w:t>
+      </w:r>
+    </w:p>
+    <w:p>
+      <w:pPr>
+        <w:spacing w:after="0"/>
+        <w:rPr>
+          <w:rFonts w:ascii="Times New Roman" w:hAnsi="Times New Roman" w:cs="Times New Roman"/>
+          <w:sz w:val="28"/>
+          <w:szCs w:val="28"/>
+        </w:rPr>
+      </w:pPr>
+      <w:r>
+        <w:rPr>
+          <w:rFonts w:ascii="Times New Roman" w:hAnsi="Times New Roman" w:cs="Times New Roman"/>
+          <w:sz w:val="28"/>
+          <w:szCs w:val="28"/>
+        </w:rPr>
+        <w:t>Студент группы ИС24</w:t>
+      </w:r>
+    </w:p>
+    <w:p>
+      <w:pPr>
+        <w:spacing w:after="0"/>
+        <w:rPr>
+          <w:rFonts w:ascii="Times New Roman" w:hAnsi="Times New Roman" w:cs="Times New Roman"/>
+          <w:sz w:val="28"/>
+          <w:szCs w:val="28"/>
+        </w:rPr>
+      </w:pPr>
+      <w:r>
+        <w:rPr>
+          <w:rFonts w:ascii="Times New Roman" w:hAnsi="Times New Roman" w:cs="Times New Roman"/>
+          <w:sz w:val="28"/>
+          <w:szCs w:val="28"/>
+        </w:rPr>
+        <w:t>Клепалова А.А.</w:t>
+      </w:r>
+    </w:p>
+    <w:p>
+      <w:pPr>
+        <w:spacing w:after="0"/>
+        <w:rPr>
+          <w:rFonts w:ascii="Times New Roman" w:hAnsi="Times New Roman" w:cs="Times New Roman"/>
+          <w:sz w:val="32"/>
+          <w:szCs w:val="32"/>
+        </w:rPr>
+      </w:pPr>
+    </w:p>
+    <w:p>
+      <w:pPr>
+        <w:spacing w:after="0"/>
+        <w:jc w:val="right"/>
+        <w:rPr>
+          <w:rFonts w:ascii="Times New Roman" w:hAnsi="Times New Roman" w:cs="Times New Roman"/>
+          <w:sz w:val="32"/>
+          <w:szCs w:val="32"/>
+        </w:rPr>
+      </w:pPr>
+      <w:r>
+        <w:rPr>
+          <w:rFonts w:ascii="Times New Roman" w:hAnsi="Times New Roman" w:cs="Times New Roman"/>
+          <w:sz w:val="32"/>
+          <w:szCs w:val="32"/>
+        </w:rPr>
+        <w:t>Проверил:</w:t>
+      </w:r>
+    </w:p>
+    <w:p>
+      <w:pPr>
+        <w:spacing w:after="0"/>
+        <w:jc w:val="right"/>
+        <w:rPr>
+          <w:rFonts w:ascii="Times New Roman" w:hAnsi="Times New Roman" w:cs="Times New Roman"/>
+          <w:sz w:val="28"/>
+          <w:szCs w:val="28"/>
+        </w:rPr>
+      </w:pPr>
+      <w:r>
+        <w:rPr>
+          <w:rFonts w:ascii="Times New Roman" w:hAnsi="Times New Roman" w:cs="Times New Roman"/>
+          <w:sz w:val="28"/>
+          <w:szCs w:val="28"/>
+        </w:rPr>
+        <w:t>Болоков И.В</w:t>
+      </w:r>
+    </w:p>
+    <w:p>
+      <w:pPr>
+        <w:spacing w:after="0"/>
+        <w:rPr>
+          <w:rFonts w:ascii="Times New Roman" w:hAnsi="Times New Roman" w:cs="Times New Roman"/>
+          <w:sz w:val="28"/>
+          <w:szCs w:val="28"/>
+        </w:rPr>
+      </w:pPr>
+    </w:p>
+    <w:p>
+      <w:pPr>
+        <w:jc w:val="center"/>
+        <w:rPr>
+          <w:rFonts w:ascii="Times New Roman" w:hAnsi="Times New Roman" w:cs="Times New Roman"/>
+          <w:sz w:val="24"/>
+          <w:szCs w:val="24"/>
+        </w:rPr>
+      </w:pPr>
+      <w:r>
+        <w:rPr>
+          <w:rFonts w:ascii="Times New Roman" w:hAnsi="Times New Roman" w:cs="Times New Roman"/>
+          <w:sz w:val="24"/>
+          <w:szCs w:val="24"/>
+        </w:rPr>
+        <w:t xml:space="preserve">г. Улан-Удэ </w:t>
+      </w:r>
+    </w:p>
+    <w:p>
+      <w:pPr>
+        <w:jc w:val="center"/>
+        <w:rPr>
+          <w:rFonts w:ascii="Times New Roman" w:hAnsi="Times New Roman" w:cs="Times New Roman"/>
+          <w:sz w:val="24"/>
+          <w:szCs w:val="24"/>
+        </w:rPr>
+      </w:pPr>
+      <w:r>
+        <w:rPr>
+          <w:rFonts w:ascii="Times New Roman" w:hAnsi="Times New Roman" w:cs="Times New Roman"/>
+          <w:sz w:val="24"/>
+          <w:szCs w:val="24"/>
+        </w:rPr>
+        <w:t>2026г.</w:t>
+      </w:r>
+    </w:p>
+    <w:p>
+      <w:pPr>
+        <w:spacing w:after="0"/>
+        <w:jc w:val="center"/>
+        <w:rPr>
+          <w:rFonts w:ascii="Times New Roman" w:hAnsi="Times New Roman" w:cs="Times New Roman"/>
+          <w:b/>
+          <w:bCs/>
+          <w:color w:val="FF6699"/>
+          <w:sz w:val="36"/>
+          <w:szCs w:val="36"/>
+        </w:rPr>
+      </w:pPr>
+    </w:p>
+    <w:p>
+      <w:pPr>
+        <w:spacing w:after="0"/>
+        <w:jc w:val="center"/>
+        <w:rPr>
+          <w:rFonts w:ascii="Times New Roman" w:hAnsi="Times New Roman" w:cs="Times New Roman"/>
+          <w:b/>
+          <w:bCs/>
+          <w:color w:val="FF6699"/>
+          <w:sz w:val="36"/>
+          <w:szCs w:val="36"/>
+        </w:rPr>
+      </w:pPr>
     </w:p>
     <w:p>
       <w:pPr>
@@ -131,7 +590,7 @@
                     <pic:cNvPicPr/>
                   </pic:nvPicPr>
                   <pic:blipFill>
-                    <a:blip r:embed="rId4" cstate="print">
+                    <a:blip r:embed="rId5" cstate="print">
                       <a:extLst>
                         <a:ext uri="{28A0092B-C50C-407E-A947-70E740481C1C}">
                           <a14:useLocalDpi xmlns:a14="http://schemas.microsoft.com/office/drawing/2010/main" val="0"/>
@@ -365,7 +824,7 @@
                     <pic:cNvPicPr/>
                   </pic:nvPicPr>
                   <pic:blipFill>
-                    <a:blip r:embed="rId5">
+                    <a:blip r:embed="rId6">
                       <a:extLst>
                         <a:ext uri="{28A0092B-C50C-407E-A947-70E740481C1C}">
                           <a14:useLocalDpi xmlns:a14="http://schemas.microsoft.com/office/drawing/2010/main" val="0"/>
@@ -463,6 +922,7 @@
           <w:sz w:val="40"/>
           <w:szCs w:val="40"/>
         </w:rPr>
+        <w:lastRenderedPageBreak/>
         <w:t>Вариант 2</w:t>
       </w:r>
     </w:p>
@@ -618,7 +1078,7 @@
                     <pic:cNvPicPr/>
                   </pic:nvPicPr>
                   <pic:blipFill>
-                    <a:blip r:embed="rId6">
+                    <a:blip r:embed="rId7">
                       <a:extLst>
                         <a:ext uri="{28A0092B-C50C-407E-A947-70E740481C1C}">
                           <a14:useLocalDpi xmlns:a14="http://schemas.microsoft.com/office/drawing/2010/main" val="0"/>
@@ -689,29 +1149,7 @@
           <w:sz w:val="36"/>
           <w:szCs w:val="36"/>
         </w:rPr>
-        <w:t xml:space="preserve">Запуск </w:t>
-      </w:r>
-      <w:r>
-        <w:rPr>
-          <w:rFonts w:ascii="Times New Roman" w:hAnsi="Times New Roman" w:cs="Times New Roman"/>
-          <w:b/>
-          <w:bCs/>
-          <w:color w:val="FF6699"/>
-          <w:sz w:val="36"/>
-          <w:szCs w:val="36"/>
-        </w:rPr>
-        <w:t>2</w:t>
-      </w:r>
-      <w:r>
-        <w:rPr>
-          <w:rFonts w:ascii="Times New Roman" w:hAnsi="Times New Roman" w:cs="Times New Roman"/>
-          <w:b/>
-          <w:bCs/>
-          <w:color w:val="FF6699"/>
-          <w:sz w:val="36"/>
-          <w:szCs w:val="36"/>
-        </w:rPr>
-        <w:t xml:space="preserve"> варианта</w:t>
+        <w:t>Запуск 2 варианта</w:t>
       </w:r>
     </w:p>
     <w:p>
@@ -882,7 +1320,7 @@
                     <pic:cNvPicPr/>
                   </pic:nvPicPr>
                   <pic:blipFill>
-                    <a:blip r:embed="rId7">
+                    <a:blip r:embed="rId8">
                       <a:extLst>
                         <a:ext uri="{28A0092B-C50C-407E-A947-70E740481C1C}">
                           <a14:useLocalDpi xmlns:a14="http://schemas.microsoft.com/office/drawing/2010/main" val="0"/>
@@ -931,29 +1369,7 @@
           <w:sz w:val="36"/>
           <w:szCs w:val="36"/>
         </w:rPr>
-        <w:t>Рис</w:t>
-      </w:r>
-      <w:r>
-        <w:rPr>
-          <w:rFonts w:ascii="Times New Roman" w:hAnsi="Times New Roman" w:cs="Times New Roman"/>
-          <w:b/>
-          <w:bCs/>
-          <w:color w:val="FF6699"/>
-          <w:sz w:val="36"/>
-          <w:szCs w:val="36"/>
-        </w:rPr>
-        <w:t>4</w:t>
-      </w:r>
-      <w:r>
-        <w:rPr>
-          <w:rFonts w:ascii="Times New Roman" w:hAnsi="Times New Roman" w:cs="Times New Roman"/>
-          <w:b/>
-          <w:bCs/>
-          <w:color w:val="FF6699"/>
-          <w:sz w:val="36"/>
-          <w:szCs w:val="36"/>
-        </w:rPr>
-        <w:t>.</w:t>
+        <w:t>Рис4.</w:t>
       </w:r>
       <w:r>
         <w:rPr>
@@ -975,29 +1391,7 @@
           <w:sz w:val="36"/>
           <w:szCs w:val="36"/>
         </w:rPr>
-        <w:t xml:space="preserve">Запуск </w:t>
-      </w:r>
-      <w:r>
-        <w:rPr>
-          <w:rFonts w:ascii="Times New Roman" w:hAnsi="Times New Roman" w:cs="Times New Roman"/>
-          <w:b/>
-          <w:bCs/>
-          <w:color w:val="FF6699"/>
-          <w:sz w:val="36"/>
-          <w:szCs w:val="36"/>
-        </w:rPr>
-        <w:t>3</w:t>
-      </w:r>
-      <w:r>
-        <w:rPr>
-          <w:rFonts w:ascii="Times New Roman" w:hAnsi="Times New Roman" w:cs="Times New Roman"/>
-          <w:b/>
-          <w:bCs/>
-          <w:color w:val="FF6699"/>
-          <w:sz w:val="36"/>
-          <w:szCs w:val="36"/>
-        </w:rPr>
-        <w:t xml:space="preserve"> варианта</w:t>
+        <w:t>Запуск 3 варианта</w:t>
       </w:r>
     </w:p>
     <w:p>
@@ -1197,7 +1591,7 @@
                     <pic:cNvPicPr/>
                   </pic:nvPicPr>
                   <pic:blipFill>
-                    <a:blip r:embed="rId8">
+                    <a:blip r:embed="rId9">
                       <a:extLst>
                         <a:ext uri="{28A0092B-C50C-407E-A947-70E740481C1C}">
                           <a14:useLocalDpi xmlns:a14="http://schemas.microsoft.com/office/drawing/2010/main" val="0"/>
@@ -1395,7 +1789,7 @@
                     <pic:cNvPicPr/>
                   </pic:nvPicPr>
                   <pic:blipFill>
-                    <a:blip r:embed="rId9">
+                    <a:blip r:embed="rId10">
                       <a:extLst>
                         <a:ext uri="{28A0092B-C50C-407E-A947-70E740481C1C}">
                           <a14:useLocalDpi xmlns:a14="http://schemas.microsoft.com/office/drawing/2010/main" val="0"/>
@@ -1444,29 +1838,7 @@
           <w:sz w:val="36"/>
           <w:szCs w:val="36"/>
         </w:rPr>
-        <w:t>Рис</w:t>
-      </w:r>
-      <w:r>
-        <w:rPr>
-          <w:rFonts w:ascii="Times New Roman" w:hAnsi="Times New Roman" w:cs="Times New Roman"/>
-          <w:b/>
-          <w:bCs/>
-          <w:color w:val="FF6699"/>
-          <w:sz w:val="36"/>
-          <w:szCs w:val="36"/>
-        </w:rPr>
-        <w:t>5</w:t>
-      </w:r>
-      <w:r>
-        <w:rPr>
-          <w:rFonts w:ascii="Times New Roman" w:hAnsi="Times New Roman" w:cs="Times New Roman"/>
-          <w:b/>
-          <w:bCs/>
-          <w:color w:val="FF6699"/>
-          <w:sz w:val="36"/>
-          <w:szCs w:val="36"/>
-        </w:rPr>
-        <w:t>.</w:t>
+        <w:t>Рис5.</w:t>
       </w:r>
       <w:r>
         <w:rPr>
@@ -1488,29 +1860,7 @@
           <w:sz w:val="36"/>
           <w:szCs w:val="36"/>
         </w:rPr>
-        <w:t xml:space="preserve">Запуск </w:t>
-      </w:r>
-      <w:r>
-        <w:rPr>
-          <w:rFonts w:ascii="Times New Roman" w:hAnsi="Times New Roman" w:cs="Times New Roman"/>
-          <w:b/>
-          <w:bCs/>
-          <w:color w:val="FF6699"/>
-          <w:sz w:val="36"/>
-          <w:szCs w:val="36"/>
-        </w:rPr>
-        <w:t>4</w:t>
-      </w:r>
-      <w:r>
-        <w:rPr>
-          <w:rFonts w:ascii="Times New Roman" w:hAnsi="Times New Roman" w:cs="Times New Roman"/>
-          <w:b/>
-          <w:bCs/>
-          <w:color w:val="FF6699"/>
-          <w:sz w:val="36"/>
-          <w:szCs w:val="36"/>
-        </w:rPr>
-        <w:t xml:space="preserve"> варианта</w:t>
+        <w:t>Запуск 4 варианта</w:t>
       </w:r>
     </w:p>
     <w:p>
@@ -1654,65 +2004,54 @@
           <w:sz w:val="36"/>
           <w:szCs w:val="36"/>
         </w:rPr>
-        <w:t xml:space="preserve">максимальным, а </w:t>
-      </w:r>
-      <w:r>
-        <w:rPr>
-          <w:rFonts w:ascii="Times New Roman" w:hAnsi="Times New Roman" w:cs="Times New Roman"/>
-          <w:b/>
-          <w:bCs/>
+        <w:t>максимальным, а второй — минимальным (меняет значения аргументов, если</w:t>
+      </w:r>
+      <w:r>
+        <w:rPr>
+          <w:rFonts w:ascii="Times New Roman" w:hAnsi="Times New Roman" w:cs="Times New Roman"/>
+          <w:b/>
+          <w:bCs/>
+          <w:color w:val="FF6699"/>
+          <w:sz w:val="36"/>
+          <w:szCs w:val="36"/>
+        </w:rPr>
+        <w:t xml:space="preserve"> </w:t>
+      </w:r>
+      <w:r>
+        <w:rPr>
+          <w:rFonts w:ascii="Times New Roman" w:hAnsi="Times New Roman" w:cs="Times New Roman"/>
+          <w:b/>
+          <w:bCs/>
+          <w:color w:val="FF6699"/>
+          <w:sz w:val="36"/>
+          <w:szCs w:val="36"/>
+        </w:rPr>
+        <w:t>требуется).</w:t>
+      </w:r>
+    </w:p>
+    <w:p>
+      <w:pPr>
+        <w:spacing w:after="0"/>
+        <w:rPr>
+          <w:rFonts w:ascii="Times New Roman" w:hAnsi="Times New Roman" w:cs="Times New Roman"/>
+          <w:b/>
+          <w:bCs/>
+          <w:color w:val="FF6699"/>
+          <w:sz w:val="36"/>
+          <w:szCs w:val="36"/>
+        </w:rPr>
+      </w:pPr>
+      <w:r>
+        <w:rPr>
+          <w:rFonts w:ascii="Times New Roman" w:hAnsi="Times New Roman" w:cs="Times New Roman"/>
+          <w:b/>
+          <w:bCs/>
+          <w:noProof/>
           <w:color w:val="FF6699"/>
           <w:sz w:val="36"/>
           <w:szCs w:val="36"/>
         </w:rPr>
         <w:lastRenderedPageBreak/>
-        <w:t>второй — минимальным (меняет значения аргументов, если</w:t>
-      </w:r>
-      <w:r>
-        <w:rPr>
-          <w:rFonts w:ascii="Times New Roman" w:hAnsi="Times New Roman" w:cs="Times New Roman"/>
-          <w:b/>
-          <w:bCs/>
-          <w:color w:val="FF6699"/>
-          <w:sz w:val="36"/>
-          <w:szCs w:val="36"/>
-        </w:rPr>
-        <w:t xml:space="preserve"> </w:t>
-      </w:r>
-      <w:r>
-        <w:rPr>
-          <w:rFonts w:ascii="Times New Roman" w:hAnsi="Times New Roman" w:cs="Times New Roman"/>
-          <w:b/>
-          <w:bCs/>
-          <w:color w:val="FF6699"/>
-          <w:sz w:val="36"/>
-          <w:szCs w:val="36"/>
-        </w:rPr>
-        <w:t>требуется).</w:t>
-      </w:r>
-    </w:p>
-    <w:p>
-      <w:pPr>
-        <w:spacing w:after="0"/>
-        <w:rPr>
-          <w:rFonts w:ascii="Times New Roman" w:hAnsi="Times New Roman" w:cs="Times New Roman"/>
-          <w:b/>
-          <w:bCs/>
-          <w:color w:val="FF6699"/>
-          <w:sz w:val="36"/>
-          <w:szCs w:val="36"/>
-        </w:rPr>
-      </w:pPr>
-      <w:r>
-        <w:rPr>
-          <w:rFonts w:ascii="Times New Roman" w:hAnsi="Times New Roman" w:cs="Times New Roman"/>
-          <w:b/>
-          <w:bCs/>
-          <w:noProof/>
-          <w:color w:val="FF6699"/>
-          <w:sz w:val="36"/>
-          <w:szCs w:val="36"/>
-        </w:rPr>
         <w:drawing>
           <wp:inline distT="0" distB="0" distL="0" distR="0" wp14:anchorId="3F30FB21" wp14:editId="4E90883F">
             <wp:extent cx="5940425" cy="3455035"/>
@@ -1729,7 +2068,7 @@
                     <pic:cNvPicPr/>
                   </pic:nvPicPr>
                   <pic:blipFill>
-                    <a:blip r:embed="rId10">
+                    <a:blip r:embed="rId11">
                       <a:extLst>
                         <a:ext uri="{28A0092B-C50C-407E-A947-70E740481C1C}">
                           <a14:useLocalDpi xmlns:a14="http://schemas.microsoft.com/office/drawing/2010/main" val="0"/>
@@ -1778,29 +2117,7 @@
           <w:sz w:val="36"/>
           <w:szCs w:val="36"/>
         </w:rPr>
-        <w:t>Рис</w:t>
-      </w:r>
-      <w:r>
-        <w:rPr>
-          <w:rFonts w:ascii="Times New Roman" w:hAnsi="Times New Roman" w:cs="Times New Roman"/>
-          <w:b/>
-          <w:bCs/>
-          <w:color w:val="FF6699"/>
-          <w:sz w:val="36"/>
-          <w:szCs w:val="36"/>
-        </w:rPr>
-        <w:t>6</w:t>
-      </w:r>
-      <w:r>
-        <w:rPr>
-          <w:rFonts w:ascii="Times New Roman" w:hAnsi="Times New Roman" w:cs="Times New Roman"/>
-          <w:b/>
-          <w:bCs/>
-          <w:color w:val="FF6699"/>
-          <w:sz w:val="36"/>
-          <w:szCs w:val="36"/>
-        </w:rPr>
-        <w:t>.</w:t>
+        <w:t>Рис6.</w:t>
       </w:r>
       <w:r>
         <w:rPr>
@@ -1822,29 +2139,7 @@
           <w:sz w:val="36"/>
           <w:szCs w:val="36"/>
         </w:rPr>
-        <w:t xml:space="preserve">Запуск </w:t>
-      </w:r>
-      <w:r>
-        <w:rPr>
-          <w:rFonts w:ascii="Times New Roman" w:hAnsi="Times New Roman" w:cs="Times New Roman"/>
-          <w:b/>
-          <w:bCs/>
-          <w:color w:val="FF6699"/>
-          <w:sz w:val="36"/>
-          <w:szCs w:val="36"/>
-        </w:rPr>
-        <w:t>5</w:t>
-      </w:r>
-      <w:r>
-        <w:rPr>
-          <w:rFonts w:ascii="Times New Roman" w:hAnsi="Times New Roman" w:cs="Times New Roman"/>
-          <w:b/>
-          <w:bCs/>
-          <w:color w:val="FF6699"/>
-          <w:sz w:val="36"/>
-          <w:szCs w:val="36"/>
-        </w:rPr>
-        <w:t xml:space="preserve"> варианта</w:t>
+        <w:t>Запуск 5 варианта</w:t>
       </w:r>
     </w:p>
     <w:p>
@@ -2075,7 +2370,7 @@
                     <pic:cNvPicPr/>
                   </pic:nvPicPr>
                   <pic:blipFill rotWithShape="1">
-                    <a:blip r:embed="rId11">
+                    <a:blip r:embed="rId12">
                       <a:extLst>
                         <a:ext uri="{28A0092B-C50C-407E-A947-70E740481C1C}">
                           <a14:useLocalDpi xmlns:a14="http://schemas.microsoft.com/office/drawing/2010/main" val="0"/>
@@ -2131,29 +2426,7 @@
           <w:sz w:val="36"/>
           <w:szCs w:val="36"/>
         </w:rPr>
-        <w:t>Рис</w:t>
-      </w:r>
-      <w:r>
-        <w:rPr>
-          <w:rFonts w:ascii="Times New Roman" w:hAnsi="Times New Roman" w:cs="Times New Roman"/>
-          <w:b/>
-          <w:bCs/>
-          <w:color w:val="FF6699"/>
-          <w:sz w:val="36"/>
-          <w:szCs w:val="36"/>
-        </w:rPr>
-        <w:t>7</w:t>
-      </w:r>
-      <w:r>
-        <w:rPr>
-          <w:rFonts w:ascii="Times New Roman" w:hAnsi="Times New Roman" w:cs="Times New Roman"/>
-          <w:b/>
-          <w:bCs/>
-          <w:color w:val="FF6699"/>
-          <w:sz w:val="36"/>
-          <w:szCs w:val="36"/>
-        </w:rPr>
-        <w:t>.</w:t>
+        <w:t>Рис7.</w:t>
       </w:r>
       <w:r>
         <w:rPr>
@@ -2175,29 +2448,7 @@
           <w:sz w:val="36"/>
           <w:szCs w:val="36"/>
         </w:rPr>
-        <w:t xml:space="preserve">Запуск </w:t>
-      </w:r>
-      <w:r>
-        <w:rPr>
-          <w:rFonts w:ascii="Times New Roman" w:hAnsi="Times New Roman" w:cs="Times New Roman"/>
-          <w:b/>
-          <w:bCs/>
-          <w:color w:val="FF6699"/>
-          <w:sz w:val="36"/>
-          <w:szCs w:val="36"/>
-        </w:rPr>
-        <w:t>6</w:t>
-      </w:r>
-      <w:r>
-        <w:rPr>
-          <w:rFonts w:ascii="Times New Roman" w:hAnsi="Times New Roman" w:cs="Times New Roman"/>
-          <w:b/>
-          <w:bCs/>
-          <w:color w:val="FF6699"/>
-          <w:sz w:val="36"/>
-          <w:szCs w:val="36"/>
-        </w:rPr>
-        <w:t xml:space="preserve"> варианта</w:t>
+        <w:t>Запуск 6 варианта</w:t>
       </w:r>
     </w:p>
     <w:p>
@@ -2222,31 +2473,31 @@
           <w:sz w:val="40"/>
           <w:szCs w:val="40"/>
         </w:rPr>
+        <w:t>Вариант 7</w:t>
+      </w:r>
+    </w:p>
+    <w:p>
+      <w:pPr>
+        <w:spacing w:after="0"/>
+        <w:rPr>
+          <w:rFonts w:ascii="Times New Roman" w:hAnsi="Times New Roman" w:cs="Times New Roman"/>
+          <w:b/>
+          <w:bCs/>
+          <w:color w:val="FF6699"/>
+          <w:sz w:val="36"/>
+          <w:szCs w:val="36"/>
+        </w:rPr>
+      </w:pPr>
+      <w:r>
+        <w:rPr>
+          <w:rFonts w:ascii="Times New Roman" w:hAnsi="Times New Roman" w:cs="Times New Roman"/>
+          <w:b/>
+          <w:bCs/>
+          <w:color w:val="FF6699"/>
+          <w:sz w:val="36"/>
+          <w:szCs w:val="36"/>
+        </w:rPr>
         <w:lastRenderedPageBreak/>
-        <w:t>Вариант 7</w:t>
-      </w:r>
-    </w:p>
-    <w:p>
-      <w:pPr>
-        <w:spacing w:after="0"/>
-        <w:rPr>
-          <w:rFonts w:ascii="Times New Roman" w:hAnsi="Times New Roman" w:cs="Times New Roman"/>
-          <w:b/>
-          <w:bCs/>
-          <w:color w:val="FF6699"/>
-          <w:sz w:val="36"/>
-          <w:szCs w:val="36"/>
-        </w:rPr>
-      </w:pPr>
-      <w:r>
-        <w:rPr>
-          <w:rFonts w:ascii="Times New Roman" w:hAnsi="Times New Roman" w:cs="Times New Roman"/>
-          <w:b/>
-          <w:bCs/>
-          <w:color w:val="FF6699"/>
-          <w:sz w:val="36"/>
-          <w:szCs w:val="36"/>
-        </w:rPr>
         <w:t>Вводятся два двузначных целых числа. Создайте функцию</w:t>
       </w:r>
       <w:r>
@@ -2367,7 +2618,7 @@
                     <pic:cNvPicPr/>
                   </pic:nvPicPr>
                   <pic:blipFill>
-                    <a:blip r:embed="rId12">
+                    <a:blip r:embed="rId13">
                       <a:extLst>
                         <a:ext uri="{28A0092B-C50C-407E-A947-70E740481C1C}">
                           <a14:useLocalDpi xmlns:a14="http://schemas.microsoft.com/office/drawing/2010/main" val="0"/>
@@ -2416,29 +2667,7 @@
           <w:sz w:val="36"/>
           <w:szCs w:val="36"/>
         </w:rPr>
-        <w:t>Рис</w:t>
-      </w:r>
-      <w:r>
-        <w:rPr>
-          <w:rFonts w:ascii="Times New Roman" w:hAnsi="Times New Roman" w:cs="Times New Roman"/>
-          <w:b/>
-          <w:bCs/>
-          <w:color w:val="FF6699"/>
-          <w:sz w:val="36"/>
-          <w:szCs w:val="36"/>
-        </w:rPr>
-        <w:t>8</w:t>
-      </w:r>
-      <w:r>
-        <w:rPr>
-          <w:rFonts w:ascii="Times New Roman" w:hAnsi="Times New Roman" w:cs="Times New Roman"/>
-          <w:b/>
-          <w:bCs/>
-          <w:color w:val="FF6699"/>
-          <w:sz w:val="36"/>
-          <w:szCs w:val="36"/>
-        </w:rPr>
-        <w:t>.</w:t>
+        <w:t>Рис8.</w:t>
       </w:r>
       <w:r>
         <w:rPr>
@@ -2460,29 +2689,7 @@
           <w:sz w:val="36"/>
           <w:szCs w:val="36"/>
         </w:rPr>
-        <w:t xml:space="preserve">Запуск </w:t>
-      </w:r>
-      <w:r>
-        <w:rPr>
-          <w:rFonts w:ascii="Times New Roman" w:hAnsi="Times New Roman" w:cs="Times New Roman"/>
-          <w:b/>
-          <w:bCs/>
-          <w:color w:val="FF6699"/>
-          <w:sz w:val="36"/>
-          <w:szCs w:val="36"/>
-        </w:rPr>
-        <w:t>7</w:t>
-      </w:r>
-      <w:r>
-        <w:rPr>
-          <w:rFonts w:ascii="Times New Roman" w:hAnsi="Times New Roman" w:cs="Times New Roman"/>
-          <w:b/>
-          <w:bCs/>
-          <w:color w:val="FF6699"/>
-          <w:sz w:val="36"/>
-          <w:szCs w:val="36"/>
-        </w:rPr>
-        <w:t xml:space="preserve"> варианта</w:t>
+        <w:t>Запуск 7 варианта</w:t>
       </w:r>
     </w:p>
     <w:p>
@@ -2690,7 +2897,7 @@
                     <pic:cNvPicPr/>
                   </pic:nvPicPr>
                   <pic:blipFill>
-                    <a:blip r:embed="rId13">
+                    <a:blip r:embed="rId14">
                       <a:extLst>
                         <a:ext uri="{28A0092B-C50C-407E-A947-70E740481C1C}">
                           <a14:useLocalDpi xmlns:a14="http://schemas.microsoft.com/office/drawing/2010/main" val="0"/>
@@ -2739,29 +2946,7 @@
           <w:sz w:val="36"/>
           <w:szCs w:val="36"/>
         </w:rPr>
-        <w:t>Рис</w:t>
-      </w:r>
-      <w:r>
-        <w:rPr>
-          <w:rFonts w:ascii="Times New Roman" w:hAnsi="Times New Roman" w:cs="Times New Roman"/>
-          <w:b/>
-          <w:bCs/>
-          <w:color w:val="FF6699"/>
-          <w:sz w:val="36"/>
-          <w:szCs w:val="36"/>
-        </w:rPr>
-        <w:t>9</w:t>
-      </w:r>
-      <w:r>
-        <w:rPr>
-          <w:rFonts w:ascii="Times New Roman" w:hAnsi="Times New Roman" w:cs="Times New Roman"/>
-          <w:b/>
-          <w:bCs/>
-          <w:color w:val="FF6699"/>
-          <w:sz w:val="36"/>
-          <w:szCs w:val="36"/>
-        </w:rPr>
-        <w:t>.</w:t>
+        <w:t>Рис9.</w:t>
       </w:r>
       <w:r>
         <w:rPr>
@@ -2783,29 +2968,7 @@
           <w:sz w:val="36"/>
           <w:szCs w:val="36"/>
         </w:rPr>
-        <w:t xml:space="preserve">Запуск </w:t>
-      </w:r>
-      <w:r>
-        <w:rPr>
-          <w:rFonts w:ascii="Times New Roman" w:hAnsi="Times New Roman" w:cs="Times New Roman"/>
-          <w:b/>
-          <w:bCs/>
-          <w:color w:val="FF6699"/>
-          <w:sz w:val="36"/>
-          <w:szCs w:val="36"/>
-        </w:rPr>
-        <w:t xml:space="preserve">8 </w:t>
-      </w:r>
-      <w:r>
-        <w:rPr>
-          <w:rFonts w:ascii="Times New Roman" w:hAnsi="Times New Roman" w:cs="Times New Roman"/>
-          <w:b/>
-          <w:bCs/>
-          <w:color w:val="FF6699"/>
-          <w:sz w:val="36"/>
-          <w:szCs w:val="36"/>
-        </w:rPr>
-        <w:t>варианта</w:t>
+        <w:t>Запуск 8 варианта</w:t>
       </w:r>
     </w:p>
     <w:p>
@@ -2871,31 +3034,31 @@
           <w:sz w:val="40"/>
           <w:szCs w:val="40"/>
         </w:rPr>
+        <w:t>Вариант 9</w:t>
+      </w:r>
+    </w:p>
+    <w:p>
+      <w:pPr>
+        <w:spacing w:after="0"/>
+        <w:rPr>
+          <w:rFonts w:ascii="Times New Roman" w:hAnsi="Times New Roman" w:cs="Times New Roman"/>
+          <w:b/>
+          <w:bCs/>
+          <w:color w:val="FF6699"/>
+          <w:sz w:val="36"/>
+          <w:szCs w:val="36"/>
+        </w:rPr>
+      </w:pPr>
+      <w:r>
+        <w:rPr>
+          <w:rFonts w:ascii="Times New Roman" w:hAnsi="Times New Roman" w:cs="Times New Roman"/>
+          <w:b/>
+          <w:bCs/>
+          <w:color w:val="FF6699"/>
+          <w:sz w:val="36"/>
+          <w:szCs w:val="36"/>
+        </w:rPr>
         <w:lastRenderedPageBreak/>
-        <w:t>Вариант 9</w:t>
-      </w:r>
-    </w:p>
-    <w:p>
-      <w:pPr>
-        <w:spacing w:after="0"/>
-        <w:rPr>
-          <w:rFonts w:ascii="Times New Roman" w:hAnsi="Times New Roman" w:cs="Times New Roman"/>
-          <w:b/>
-          <w:bCs/>
-          <w:color w:val="FF6699"/>
-          <w:sz w:val="36"/>
-          <w:szCs w:val="36"/>
-        </w:rPr>
-      </w:pPr>
-      <w:r>
-        <w:rPr>
-          <w:rFonts w:ascii="Times New Roman" w:hAnsi="Times New Roman" w:cs="Times New Roman"/>
-          <w:b/>
-          <w:bCs/>
-          <w:color w:val="FF6699"/>
-          <w:sz w:val="36"/>
-          <w:szCs w:val="36"/>
-        </w:rPr>
         <w:t xml:space="preserve">Вводятся два одномерных массива. Создайте функцию </w:t>
       </w:r>
       <w:proofErr w:type="spellStart"/>
@@ -2983,7 +3146,7 @@
                     <pic:cNvPicPr/>
                   </pic:nvPicPr>
                   <pic:blipFill>
-                    <a:blip r:embed="rId14">
+                    <a:blip r:embed="rId15">
                       <a:extLst>
                         <a:ext uri="{28A0092B-C50C-407E-A947-70E740481C1C}">
                           <a14:useLocalDpi xmlns:a14="http://schemas.microsoft.com/office/drawing/2010/main" val="0"/>
@@ -3032,29 +3195,7 @@
           <w:sz w:val="36"/>
           <w:szCs w:val="36"/>
         </w:rPr>
-        <w:t>Рис</w:t>
-      </w:r>
-      <w:r>
-        <w:rPr>
-          <w:rFonts w:ascii="Times New Roman" w:hAnsi="Times New Roman" w:cs="Times New Roman"/>
-          <w:b/>
-          <w:bCs/>
-          <w:color w:val="FF6699"/>
-          <w:sz w:val="36"/>
-          <w:szCs w:val="36"/>
-        </w:rPr>
-        <w:t>10</w:t>
-      </w:r>
-      <w:r>
-        <w:rPr>
-          <w:rFonts w:ascii="Times New Roman" w:hAnsi="Times New Roman" w:cs="Times New Roman"/>
-          <w:b/>
-          <w:bCs/>
-          <w:color w:val="FF6699"/>
-          <w:sz w:val="36"/>
-          <w:szCs w:val="36"/>
-        </w:rPr>
-        <w:t>.</w:t>
+        <w:t>Рис10.</w:t>
       </w:r>
       <w:r>
         <w:rPr>
@@ -3076,29 +3217,7 @@
           <w:sz w:val="36"/>
           <w:szCs w:val="36"/>
         </w:rPr>
-        <w:t xml:space="preserve">Запуск </w:t>
-      </w:r>
-      <w:r>
-        <w:rPr>
-          <w:rFonts w:ascii="Times New Roman" w:hAnsi="Times New Roman" w:cs="Times New Roman"/>
-          <w:b/>
-          <w:bCs/>
-          <w:color w:val="FF6699"/>
-          <w:sz w:val="36"/>
-          <w:szCs w:val="36"/>
-        </w:rPr>
-        <w:t>9</w:t>
-      </w:r>
-      <w:r>
-        <w:rPr>
-          <w:rFonts w:ascii="Times New Roman" w:hAnsi="Times New Roman" w:cs="Times New Roman"/>
-          <w:b/>
-          <w:bCs/>
-          <w:color w:val="FF6699"/>
-          <w:sz w:val="36"/>
-          <w:szCs w:val="36"/>
-        </w:rPr>
-        <w:t xml:space="preserve"> варианта</w:t>
+        <w:t>Запуск 9 варианта</w:t>
       </w:r>
     </w:p>
     <w:p>
@@ -3284,7 +3403,7 @@
                     <pic:cNvPicPr/>
                   </pic:nvPicPr>
                   <pic:blipFill>
-                    <a:blip r:embed="rId15">
+                    <a:blip r:embed="rId16">
                       <a:extLst>
                         <a:ext uri="{28A0092B-C50C-407E-A947-70E740481C1C}">
                           <a14:useLocalDpi xmlns:a14="http://schemas.microsoft.com/office/drawing/2010/main" val="0"/>
@@ -3369,7 +3488,7 @@
                     <pic:cNvPicPr/>
                   </pic:nvPicPr>
                   <pic:blipFill rotWithShape="1">
-                    <a:blip r:embed="rId16">
+                    <a:blip r:embed="rId17">
                       <a:extLst>
                         <a:ext uri="{28A0092B-C50C-407E-A947-70E740481C1C}">
                           <a14:useLocalDpi xmlns:a14="http://schemas.microsoft.com/office/drawing/2010/main" val="0"/>
@@ -3425,29 +3544,7 @@
           <w:sz w:val="36"/>
           <w:szCs w:val="36"/>
         </w:rPr>
-        <w:t>Рис1</w:t>
-      </w:r>
-      <w:r>
-        <w:rPr>
-          <w:rFonts w:ascii="Times New Roman" w:hAnsi="Times New Roman" w:cs="Times New Roman"/>
-          <w:b/>
-          <w:bCs/>
-          <w:color w:val="FF6699"/>
-          <w:sz w:val="36"/>
-          <w:szCs w:val="36"/>
-        </w:rPr>
-        <w:t>1</w:t>
-      </w:r>
-      <w:r>
-        <w:rPr>
-          <w:rFonts w:ascii="Times New Roman" w:hAnsi="Times New Roman" w:cs="Times New Roman"/>
-          <w:b/>
-          <w:bCs/>
-          <w:color w:val="FF6699"/>
-          <w:sz w:val="36"/>
-          <w:szCs w:val="36"/>
-        </w:rPr>
-        <w:t>.</w:t>
+        <w:t>Рис11.</w:t>
       </w:r>
       <w:r>
         <w:rPr>
@@ -3469,29 +3566,7 @@
           <w:sz w:val="36"/>
           <w:szCs w:val="36"/>
         </w:rPr>
-        <w:t xml:space="preserve">Запуск </w:t>
-      </w:r>
-      <w:r>
-        <w:rPr>
-          <w:rFonts w:ascii="Times New Roman" w:hAnsi="Times New Roman" w:cs="Times New Roman"/>
-          <w:b/>
-          <w:bCs/>
-          <w:color w:val="FF6699"/>
-          <w:sz w:val="36"/>
-          <w:szCs w:val="36"/>
-        </w:rPr>
-        <w:t>10</w:t>
-      </w:r>
-      <w:r>
-        <w:rPr>
-          <w:rFonts w:ascii="Times New Roman" w:hAnsi="Times New Roman" w:cs="Times New Roman"/>
-          <w:b/>
-          <w:bCs/>
-          <w:color w:val="FF6699"/>
-          <w:sz w:val="36"/>
-          <w:szCs w:val="36"/>
-        </w:rPr>
-        <w:t xml:space="preserve"> варианта</w:t>
+        <w:t>Запуск 10 варианта</w:t>
       </w:r>
     </w:p>
     <w:p>
@@ -3527,30 +3602,30 @@
           <w:sz w:val="36"/>
           <w:szCs w:val="36"/>
         </w:rPr>
+        <w:t>Вариант 11</w:t>
+      </w:r>
+    </w:p>
+    <w:p>
+      <w:pPr>
+        <w:rPr>
+          <w:rFonts w:ascii="Times New Roman" w:hAnsi="Times New Roman" w:cs="Times New Roman"/>
+          <w:b/>
+          <w:bCs/>
+          <w:color w:val="FF6699"/>
+          <w:sz w:val="36"/>
+          <w:szCs w:val="36"/>
+        </w:rPr>
+      </w:pPr>
+      <w:r>
+        <w:rPr>
+          <w:rFonts w:ascii="Times New Roman" w:hAnsi="Times New Roman" w:cs="Times New Roman"/>
+          <w:b/>
+          <w:bCs/>
+          <w:color w:val="FF6699"/>
+          <w:sz w:val="36"/>
+          <w:szCs w:val="36"/>
+        </w:rPr>
         <w:lastRenderedPageBreak/>
-        <w:t>Вариант 11</w:t>
-      </w:r>
-    </w:p>
-    <w:p>
-      <w:pPr>
-        <w:rPr>
-          <w:rFonts w:ascii="Times New Roman" w:hAnsi="Times New Roman" w:cs="Times New Roman"/>
-          <w:b/>
-          <w:bCs/>
-          <w:color w:val="FF6699"/>
-          <w:sz w:val="36"/>
-          <w:szCs w:val="36"/>
-        </w:rPr>
-      </w:pPr>
-      <w:r>
-        <w:rPr>
-          <w:rFonts w:ascii="Times New Roman" w:hAnsi="Times New Roman" w:cs="Times New Roman"/>
-          <w:b/>
-          <w:bCs/>
-          <w:color w:val="FF6699"/>
-          <w:sz w:val="36"/>
-          <w:szCs w:val="36"/>
-        </w:rPr>
         <w:t xml:space="preserve">Создайте функцию </w:t>
       </w:r>
       <w:proofErr w:type="spellStart"/>
@@ -3637,7 +3712,7 @@
                     <pic:cNvPicPr/>
                   </pic:nvPicPr>
                   <pic:blipFill>
-                    <a:blip r:embed="rId17">
+                    <a:blip r:embed="rId18">
                       <a:extLst>
                         <a:ext uri="{28A0092B-C50C-407E-A947-70E740481C1C}">
                           <a14:useLocalDpi xmlns:a14="http://schemas.microsoft.com/office/drawing/2010/main" val="0"/>
@@ -3701,7 +3776,7 @@
                     <pic:cNvPicPr/>
                   </pic:nvPicPr>
                   <pic:blipFill>
-                    <a:blip r:embed="rId18">
+                    <a:blip r:embed="rId19">
                       <a:extLst>
                         <a:ext uri="{28A0092B-C50C-407E-A947-70E740481C1C}">
                           <a14:useLocalDpi xmlns:a14="http://schemas.microsoft.com/office/drawing/2010/main" val="0"/>
@@ -3750,29 +3825,7 @@
           <w:sz w:val="36"/>
           <w:szCs w:val="36"/>
         </w:rPr>
-        <w:t>Рис1</w:t>
-      </w:r>
-      <w:r>
-        <w:rPr>
-          <w:rFonts w:ascii="Times New Roman" w:hAnsi="Times New Roman" w:cs="Times New Roman"/>
-          <w:b/>
-          <w:bCs/>
-          <w:color w:val="FF6699"/>
-          <w:sz w:val="36"/>
-          <w:szCs w:val="36"/>
-        </w:rPr>
-        <w:t>2</w:t>
-      </w:r>
-      <w:r>
-        <w:rPr>
-          <w:rFonts w:ascii="Times New Roman" w:hAnsi="Times New Roman" w:cs="Times New Roman"/>
-          <w:b/>
-          <w:bCs/>
-          <w:color w:val="FF6699"/>
-          <w:sz w:val="36"/>
-          <w:szCs w:val="36"/>
-        </w:rPr>
-        <w:t>.</w:t>
+        <w:t>Рис12.</w:t>
       </w:r>
       <w:r>
         <w:rPr>
@@ -3794,29 +3847,7 @@
           <w:sz w:val="36"/>
           <w:szCs w:val="36"/>
         </w:rPr>
-        <w:t>Запуск 1</w:t>
-      </w:r>
-      <w:r>
-        <w:rPr>
-          <w:rFonts w:ascii="Times New Roman" w:hAnsi="Times New Roman" w:cs="Times New Roman"/>
-          <w:b/>
-          <w:bCs/>
-          <w:color w:val="FF6699"/>
-          <w:sz w:val="36"/>
-          <w:szCs w:val="36"/>
-        </w:rPr>
-        <w:t>1</w:t>
-      </w:r>
-      <w:r>
-        <w:rPr>
-          <w:rFonts w:ascii="Times New Roman" w:hAnsi="Times New Roman" w:cs="Times New Roman"/>
-          <w:b/>
-          <w:bCs/>
-          <w:color w:val="FF6699"/>
-          <w:sz w:val="36"/>
-          <w:szCs w:val="36"/>
-        </w:rPr>
-        <w:t xml:space="preserve"> варианта</w:t>
+        <w:t>Запуск 11 варианта</w:t>
       </w:r>
     </w:p>
     <w:p>
@@ -3977,7 +4008,7 @@
                     <pic:cNvPicPr/>
                   </pic:nvPicPr>
                   <pic:blipFill rotWithShape="1">
-                    <a:blip r:embed="rId19">
+                    <a:blip r:embed="rId20">
                       <a:extLst>
                         <a:ext uri="{28A0092B-C50C-407E-A947-70E740481C1C}">
                           <a14:useLocalDpi xmlns:a14="http://schemas.microsoft.com/office/drawing/2010/main" val="0"/>
@@ -4033,29 +4064,7 @@
           <w:sz w:val="36"/>
           <w:szCs w:val="36"/>
         </w:rPr>
-        <w:t>Рис1</w:t>
-      </w:r>
-      <w:r>
-        <w:rPr>
-          <w:rFonts w:ascii="Times New Roman" w:hAnsi="Times New Roman" w:cs="Times New Roman"/>
-          <w:b/>
-          <w:bCs/>
-          <w:color w:val="FF6699"/>
-          <w:sz w:val="36"/>
-          <w:szCs w:val="36"/>
-        </w:rPr>
-        <w:t>3</w:t>
-      </w:r>
-      <w:r>
-        <w:rPr>
-          <w:rFonts w:ascii="Times New Roman" w:hAnsi="Times New Roman" w:cs="Times New Roman"/>
-          <w:b/>
-          <w:bCs/>
-          <w:color w:val="FF6699"/>
-          <w:sz w:val="36"/>
-          <w:szCs w:val="36"/>
-        </w:rPr>
-        <w:t>.</w:t>
+        <w:t>Рис13.</w:t>
       </w:r>
       <w:r>
         <w:rPr>
@@ -4077,29 +4086,7 @@
           <w:sz w:val="36"/>
           <w:szCs w:val="36"/>
         </w:rPr>
-        <w:t>Запуск 1</w:t>
-      </w:r>
-      <w:r>
-        <w:rPr>
-          <w:rFonts w:ascii="Times New Roman" w:hAnsi="Times New Roman" w:cs="Times New Roman"/>
-          <w:b/>
-          <w:bCs/>
-          <w:color w:val="FF6699"/>
-          <w:sz w:val="36"/>
-          <w:szCs w:val="36"/>
-        </w:rPr>
-        <w:t>2</w:t>
-      </w:r>
-      <w:r>
-        <w:rPr>
-          <w:rFonts w:ascii="Times New Roman" w:hAnsi="Times New Roman" w:cs="Times New Roman"/>
-          <w:b/>
-          <w:bCs/>
-          <w:color w:val="FF6699"/>
-          <w:sz w:val="36"/>
-          <w:szCs w:val="36"/>
-        </w:rPr>
-        <w:t xml:space="preserve"> варианта</w:t>
+        <w:t>Запуск 12 варианта</w:t>
       </w:r>
     </w:p>
     <w:p>
@@ -4135,6 +4122,7 @@
           <w:sz w:val="36"/>
           <w:szCs w:val="36"/>
         </w:rPr>
+        <w:lastRenderedPageBreak/>
         <w:t>Вариант 13</w:t>
       </w:r>
     </w:p>
@@ -4246,7 +4234,7 @@
                     <pic:cNvPicPr/>
                   </pic:nvPicPr>
                   <pic:blipFill>
-                    <a:blip r:embed="rId20">
+                    <a:blip r:embed="rId21">
                       <a:extLst>
                         <a:ext uri="{28A0092B-C50C-407E-A947-70E740481C1C}">
                           <a14:useLocalDpi xmlns:a14="http://schemas.microsoft.com/office/drawing/2010/main" val="0"/>
@@ -4282,39 +4270,7 @@
           <w:szCs w:val="36"/>
         </w:rPr>
         <w:br/>
-      </w:r>
-      <w:r>
-        <w:rPr>
-          <w:rFonts w:ascii="Times New Roman" w:hAnsi="Times New Roman" w:cs="Times New Roman"/>
-          <w:b/>
-          <w:bCs/>
-          <w:color w:val="FF6699"/>
-          <w:sz w:val="36"/>
-          <w:szCs w:val="36"/>
-        </w:rPr>
-        <w:t>Рис1</w:t>
-      </w:r>
-      <w:r>
-        <w:rPr>
-          <w:rFonts w:ascii="Times New Roman" w:hAnsi="Times New Roman" w:cs="Times New Roman"/>
-          <w:b/>
-          <w:bCs/>
-          <w:color w:val="FF6699"/>
-          <w:sz w:val="36"/>
-          <w:szCs w:val="36"/>
-        </w:rPr>
-        <w:t>4</w:t>
-      </w:r>
-      <w:r>
-        <w:rPr>
-          <w:rFonts w:ascii="Times New Roman" w:hAnsi="Times New Roman" w:cs="Times New Roman"/>
-          <w:b/>
-          <w:bCs/>
-          <w:color w:val="FF6699"/>
-          <w:sz w:val="36"/>
-          <w:szCs w:val="36"/>
-        </w:rPr>
-        <w:t>.</w:t>
+        <w:t>Рис14.</w:t>
       </w:r>
       <w:r>
         <w:rPr>
@@ -4336,29 +4292,7 @@
           <w:sz w:val="36"/>
           <w:szCs w:val="36"/>
         </w:rPr>
-        <w:t>Запуск 1</w:t>
-      </w:r>
-      <w:r>
-        <w:rPr>
-          <w:rFonts w:ascii="Times New Roman" w:hAnsi="Times New Roman" w:cs="Times New Roman"/>
-          <w:b/>
-          <w:bCs/>
-          <w:color w:val="FF6699"/>
-          <w:sz w:val="36"/>
-          <w:szCs w:val="36"/>
-        </w:rPr>
-        <w:t>3</w:t>
-      </w:r>
-      <w:r>
-        <w:rPr>
-          <w:rFonts w:ascii="Times New Roman" w:hAnsi="Times New Roman" w:cs="Times New Roman"/>
-          <w:b/>
-          <w:bCs/>
-          <w:color w:val="FF6699"/>
-          <w:sz w:val="36"/>
-          <w:szCs w:val="36"/>
-        </w:rPr>
-        <w:t xml:space="preserve"> варианта</w:t>
+        <w:t>Запуск 13 варианта</w:t>
       </w:r>
     </w:p>
     <w:p>
@@ -4525,7 +4459,7 @@
                     <pic:cNvPicPr/>
                   </pic:nvPicPr>
                   <pic:blipFill>
-                    <a:blip r:embed="rId21">
+                    <a:blip r:embed="rId22">
                       <a:extLst>
                         <a:ext uri="{28A0092B-C50C-407E-A947-70E740481C1C}">
                           <a14:useLocalDpi xmlns:a14="http://schemas.microsoft.com/office/drawing/2010/main" val="0"/>
@@ -4573,29 +4507,7 @@
           <w:sz w:val="36"/>
           <w:szCs w:val="36"/>
         </w:rPr>
-        <w:t>Рис1</w:t>
-      </w:r>
-      <w:r>
-        <w:rPr>
-          <w:rFonts w:ascii="Times New Roman" w:hAnsi="Times New Roman" w:cs="Times New Roman"/>
-          <w:b/>
-          <w:bCs/>
-          <w:color w:val="FF6699"/>
-          <w:sz w:val="36"/>
-          <w:szCs w:val="36"/>
-        </w:rPr>
-        <w:t>5</w:t>
-      </w:r>
-      <w:r>
-        <w:rPr>
-          <w:rFonts w:ascii="Times New Roman" w:hAnsi="Times New Roman" w:cs="Times New Roman"/>
-          <w:b/>
-          <w:bCs/>
-          <w:color w:val="FF6699"/>
-          <w:sz w:val="36"/>
-          <w:szCs w:val="36"/>
-        </w:rPr>
-        <w:t>.</w:t>
+        <w:t>Рис15.</w:t>
       </w:r>
       <w:r>
         <w:rPr>
@@ -4617,29 +4529,7 @@
           <w:sz w:val="36"/>
           <w:szCs w:val="36"/>
         </w:rPr>
-        <w:t>Запуск 1</w:t>
-      </w:r>
-      <w:r>
-        <w:rPr>
-          <w:rFonts w:ascii="Times New Roman" w:hAnsi="Times New Roman" w:cs="Times New Roman"/>
-          <w:b/>
-          <w:bCs/>
-          <w:color w:val="FF6699"/>
-          <w:sz w:val="36"/>
-          <w:szCs w:val="36"/>
-        </w:rPr>
-        <w:t>4</w:t>
-      </w:r>
-      <w:r>
-        <w:rPr>
-          <w:rFonts w:ascii="Times New Roman" w:hAnsi="Times New Roman" w:cs="Times New Roman"/>
-          <w:b/>
-          <w:bCs/>
-          <w:color w:val="FF6699"/>
-          <w:sz w:val="36"/>
-          <w:szCs w:val="36"/>
-        </w:rPr>
-        <w:t xml:space="preserve"> варианта</w:t>
+        <w:t>Запуск 14 варианта</w:t>
       </w:r>
     </w:p>
     <w:p>
@@ -4691,7 +4581,6 @@
           <w:sz w:val="19"/>
           <w:szCs w:val="19"/>
           <w:highlight w:val="white"/>
-          <w:lang w:val="en-US"/>
         </w:rPr>
       </w:pPr>
       <w:r>
@@ -4712,9 +4601,29 @@
           <w:sz w:val="19"/>
           <w:szCs w:val="19"/>
           <w:highlight w:val="white"/>
-          <w:lang w:val="en-US"/>
-        </w:rPr>
-        <w:t xml:space="preserve"> System;</w:t>
+        </w:rPr>
+        <w:t xml:space="preserve"> </w:t>
+      </w:r>
+      <w:r>
+        <w:rPr>
+          <w:rFonts w:ascii="Cascadia Mono" w:hAnsi="Cascadia Mono" w:cs="Cascadia Mono"/>
+          <w:color w:val="000000"/>
+          <w:sz w:val="19"/>
+          <w:szCs w:val="19"/>
+          <w:highlight w:val="white"/>
+          <w:lang w:val="en-US"/>
+        </w:rPr>
+        <w:t>System</w:t>
+      </w:r>
+      <w:r>
+        <w:rPr>
+          <w:rFonts w:ascii="Cascadia Mono" w:hAnsi="Cascadia Mono" w:cs="Cascadia Mono"/>
+          <w:color w:val="000000"/>
+          <w:sz w:val="19"/>
+          <w:szCs w:val="19"/>
+          <w:highlight w:val="white"/>
+        </w:rPr>
+        <w:t>;</w:t>
       </w:r>
     </w:p>
     <w:p>
@@ -4947,7 +4856,6 @@
           <w:highlight w:val="white"/>
           <w:lang w:val="en-US"/>
         </w:rPr>
-        <w:lastRenderedPageBreak/>
         <w:t xml:space="preserve">        </w:t>
       </w:r>
       <w:r>
@@ -5183,6 +5091,7 @@
           <w:highlight w:val="white"/>
           <w:lang w:val="en-US"/>
         </w:rPr>
+        <w:lastRenderedPageBreak/>
         <w:t xml:space="preserve">            {</w:t>
       </w:r>
     </w:p>
@@ -9117,7 +9026,6 @@
         </w:rPr>
         <w:t>{</w:t>
       </w:r>
-      <w:proofErr w:type="gramStart"/>
       <w:r>
         <w:rPr>
           <w:rFonts w:ascii="Cascadia Mono" w:hAnsi="Cascadia Mono" w:cs="Cascadia Mono"/>
@@ -9151,7 +9059,6 @@
         </w:rPr>
         <w:t>Join</w:t>
       </w:r>
-      <w:proofErr w:type="gramEnd"/>
       <w:r>
         <w:rPr>
           <w:rFonts w:ascii="Cascadia Mono" w:hAnsi="Cascadia Mono" w:cs="Cascadia Mono"/>
@@ -9408,7 +9315,6 @@
         </w:rPr>
         <w:t>{</w:t>
       </w:r>
-      <w:proofErr w:type="gramStart"/>
       <w:r>
         <w:rPr>
           <w:rFonts w:ascii="Cascadia Mono" w:hAnsi="Cascadia Mono" w:cs="Cascadia Mono"/>
@@ -9429,19 +9335,7 @@
           <w:highlight w:val="white"/>
           <w:lang w:val="en-US"/>
         </w:rPr>
-        <w:t>.index</w:t>
-      </w:r>
-      <w:proofErr w:type="gramEnd"/>
-      <w:r>
-        <w:rPr>
-          <w:rFonts w:ascii="Cascadia Mono" w:hAnsi="Cascadia Mono" w:cs="Cascadia Mono"/>
-          <w:color w:val="000000"/>
-          <w:sz w:val="19"/>
-          <w:szCs w:val="19"/>
-          <w:highlight w:val="white"/>
-          <w:lang w:val="en-US"/>
-        </w:rPr>
-        <w:t>}</w:t>
+        <w:t>.index}</w:t>
       </w:r>
       <w:r>
         <w:rPr>
@@ -10693,7 +10587,6 @@
         </w:rPr>
         <w:t>{</w:t>
       </w:r>
-      <w:proofErr w:type="gramStart"/>
       <w:r>
         <w:rPr>
           <w:rFonts w:ascii="Cascadia Mono" w:hAnsi="Cascadia Mono" w:cs="Cascadia Mono"/>
@@ -10716,7 +10609,6 @@
         </w:rPr>
         <w:t>(</w:t>
       </w:r>
-      <w:proofErr w:type="gramEnd"/>
       <w:r>
         <w:rPr>
           <w:rFonts w:ascii="Cascadia Mono" w:hAnsi="Cascadia Mono" w:cs="Cascadia Mono"/>
@@ -10900,7 +10792,6 @@
           <w:highlight w:val="white"/>
           <w:lang w:val="en-US"/>
         </w:rPr>
-        <w:lastRenderedPageBreak/>
         <w:t xml:space="preserve">        </w:t>
       </w:r>
       <w:r>
@@ -11290,6 +11181,7 @@
           <w:highlight w:val="white"/>
           <w:lang w:val="en-US"/>
         </w:rPr>
+        <w:lastRenderedPageBreak/>
         <w:t xml:space="preserve">            </w:t>
       </w:r>
       <w:r>
@@ -11423,7 +11315,6 @@
         </w:rPr>
         <w:t xml:space="preserve"> = </w:t>
       </w:r>
-      <w:proofErr w:type="gramStart"/>
       <w:r>
         <w:rPr>
           <w:rFonts w:ascii="Cascadia Mono" w:hAnsi="Cascadia Mono" w:cs="Cascadia Mono"/>
@@ -11457,7 +11348,6 @@
         </w:rPr>
         <w:t>Parse</w:t>
       </w:r>
-      <w:proofErr w:type="gramEnd"/>
       <w:r>
         <w:rPr>
           <w:rFonts w:ascii="Cascadia Mono" w:hAnsi="Cascadia Mono" w:cs="Cascadia Mono"/>
@@ -11671,7 +11561,6 @@
         </w:rPr>
         <w:t xml:space="preserve"> = </w:t>
       </w:r>
-      <w:proofErr w:type="gramStart"/>
       <w:r>
         <w:rPr>
           <w:rFonts w:ascii="Cascadia Mono" w:hAnsi="Cascadia Mono" w:cs="Cascadia Mono"/>
@@ -11705,7 +11594,6 @@
         </w:rPr>
         <w:t>Parse</w:t>
       </w:r>
-      <w:proofErr w:type="gramEnd"/>
       <w:r>
         <w:rPr>
           <w:rFonts w:ascii="Cascadia Mono" w:hAnsi="Cascadia Mono" w:cs="Cascadia Mono"/>
@@ -11875,7 +11763,6 @@
         </w:rPr>
         <w:t>{</w:t>
       </w:r>
-      <w:proofErr w:type="gramStart"/>
       <w:r>
         <w:rPr>
           <w:rFonts w:ascii="Cascadia Mono" w:hAnsi="Cascadia Mono" w:cs="Cascadia Mono"/>
@@ -11898,7 +11785,6 @@
         </w:rPr>
         <w:t>(</w:t>
       </w:r>
-      <w:proofErr w:type="gramEnd"/>
       <w:r>
         <w:rPr>
           <w:rFonts w:ascii="Cascadia Mono" w:hAnsi="Cascadia Mono" w:cs="Cascadia Mono"/>
@@ -12800,7 +12686,6 @@
         </w:rPr>
         <w:t xml:space="preserve"> + </w:t>
       </w:r>
-      <w:proofErr w:type="gramStart"/>
       <w:r>
         <w:rPr>
           <w:rFonts w:ascii="Cascadia Mono" w:hAnsi="Cascadia Mono" w:cs="Cascadia Mono"/>
@@ -12821,19 +12706,7 @@
           <w:highlight w:val="white"/>
           <w:lang w:val="en-US"/>
         </w:rPr>
-        <w:t>(</w:t>
-      </w:r>
-      <w:proofErr w:type="gramEnd"/>
-      <w:r>
-        <w:rPr>
-          <w:rFonts w:ascii="Cascadia Mono" w:hAnsi="Cascadia Mono" w:cs="Cascadia Mono"/>
-          <w:color w:val="000000"/>
-          <w:sz w:val="19"/>
-          <w:szCs w:val="19"/>
-          <w:highlight w:val="white"/>
-          <w:lang w:val="en-US"/>
-        </w:rPr>
-        <w:t>0, 0, 3, 4));</w:t>
+        <w:t>(0, 0, 3, 4));</w:t>
       </w:r>
     </w:p>
     <w:p>
@@ -15928,7 +15801,6 @@
         </w:rPr>
         <w:t xml:space="preserve"> + </w:t>
       </w:r>
-      <w:proofErr w:type="gramStart"/>
       <w:r>
         <w:rPr>
           <w:rFonts w:ascii="Cascadia Mono" w:hAnsi="Cascadia Mono" w:cs="Cascadia Mono"/>
@@ -15949,19 +15821,7 @@
           <w:highlight w:val="white"/>
           <w:lang w:val="en-US"/>
         </w:rPr>
-        <w:t>(</w:t>
-      </w:r>
-      <w:proofErr w:type="gramEnd"/>
-      <w:r>
-        <w:rPr>
-          <w:rFonts w:ascii="Cascadia Mono" w:hAnsi="Cascadia Mono" w:cs="Cascadia Mono"/>
-          <w:color w:val="000000"/>
-          <w:sz w:val="19"/>
-          <w:szCs w:val="19"/>
-          <w:highlight w:val="white"/>
-          <w:lang w:val="en-US"/>
-        </w:rPr>
-        <w:t>34, 59));</w:t>
+        <w:t>(34, 59));</w:t>
       </w:r>
     </w:p>
     <w:p>
@@ -17067,7 +16927,6 @@
         </w:rPr>
         <w:t xml:space="preserve"> + </w:t>
       </w:r>
-      <w:proofErr w:type="gramStart"/>
       <w:r>
         <w:rPr>
           <w:rFonts w:ascii="Cascadia Mono" w:hAnsi="Cascadia Mono" w:cs="Cascadia Mono"/>
@@ -17101,7 +16960,6 @@
         </w:rPr>
         <w:t>Join</w:t>
       </w:r>
-      <w:proofErr w:type="gramEnd"/>
       <w:r>
         <w:rPr>
           <w:rFonts w:ascii="Cascadia Mono" w:hAnsi="Cascadia Mono" w:cs="Cascadia Mono"/>
@@ -17685,7 +17543,6 @@
           <w:highlight w:val="white"/>
           <w:lang w:val="en-US"/>
         </w:rPr>
-        <w:lastRenderedPageBreak/>
         <w:t xml:space="preserve">            </w:t>
       </w:r>
       <w:r>
@@ -17889,7 +17746,6 @@
         </w:rPr>
         <w:t xml:space="preserve"> + </w:t>
       </w:r>
-      <w:proofErr w:type="gramStart"/>
       <w:r>
         <w:rPr>
           <w:rFonts w:ascii="Cascadia Mono" w:hAnsi="Cascadia Mono" w:cs="Cascadia Mono"/>
@@ -17923,7 +17779,6 @@
         </w:rPr>
         <w:t>Join</w:t>
       </w:r>
-      <w:proofErr w:type="gramEnd"/>
       <w:r>
         <w:rPr>
           <w:rFonts w:ascii="Cascadia Mono" w:hAnsi="Cascadia Mono" w:cs="Cascadia Mono"/>
@@ -18048,6 +17903,7 @@
           <w:highlight w:val="white"/>
           <w:lang w:val="en-US"/>
         </w:rPr>
+        <w:lastRenderedPageBreak/>
         <w:t xml:space="preserve">        }</w:t>
       </w:r>
     </w:p>
@@ -19154,7 +19010,6 @@
         </w:rPr>
         <w:t>{</w:t>
       </w:r>
-      <w:proofErr w:type="gramStart"/>
       <w:r>
         <w:rPr>
           <w:rFonts w:ascii="Cascadia Mono" w:hAnsi="Cascadia Mono" w:cs="Cascadia Mono"/>
@@ -19177,7 +19032,6 @@
         </w:rPr>
         <w:t>(</w:t>
       </w:r>
-      <w:proofErr w:type="gramEnd"/>
       <w:r>
         <w:rPr>
           <w:rFonts w:ascii="Cascadia Mono" w:hAnsi="Cascadia Mono" w:cs="Cascadia Mono"/>
@@ -20023,7 +19877,6 @@
         </w:rPr>
         <w:t>Палиндром</w:t>
       </w:r>
-      <w:proofErr w:type="gramStart"/>
       <w:r>
         <w:rPr>
           <w:rFonts w:ascii="Cascadia Mono" w:hAnsi="Cascadia Mono" w:cs="Cascadia Mono"/>
@@ -20044,19 +19897,7 @@
           <w:highlight w:val="white"/>
           <w:lang w:val="en-US"/>
         </w:rPr>
-        <w:t xml:space="preserve"> :</w:t>
-      </w:r>
-      <w:proofErr w:type="gramEnd"/>
-      <w:r>
-        <w:rPr>
-          <w:rFonts w:ascii="Cascadia Mono" w:hAnsi="Cascadia Mono" w:cs="Cascadia Mono"/>
-          <w:color w:val="000000"/>
-          <w:sz w:val="19"/>
-          <w:szCs w:val="19"/>
-          <w:highlight w:val="white"/>
-          <w:lang w:val="en-US"/>
-        </w:rPr>
-        <w:t xml:space="preserve"> </w:t>
+        <w:t xml:space="preserve"> : </w:t>
       </w:r>
       <w:r>
         <w:rPr>
@@ -20651,7 +20492,6 @@
         </w:rPr>
         <w:t xml:space="preserve"> + </w:t>
       </w:r>
-      <w:proofErr w:type="gramStart"/>
       <w:r>
         <w:rPr>
           <w:rFonts w:ascii="Cascadia Mono" w:hAnsi="Cascadia Mono" w:cs="Cascadia Mono"/>
@@ -20674,7 +20514,6 @@
         </w:rPr>
         <w:t>(</w:t>
       </w:r>
-      <w:proofErr w:type="gramEnd"/>
       <w:r>
         <w:rPr>
           <w:rFonts w:ascii="Cascadia Mono" w:hAnsi="Cascadia Mono" w:cs="Cascadia Mono"/>
@@ -21205,7 +21044,6 @@
           <w:sz w:val="19"/>
           <w:szCs w:val="19"/>
           <w:highlight w:val="white"/>
-          <w:lang w:val="en-US"/>
         </w:rPr>
       </w:pPr>
       <w:r>
@@ -21237,7 +21075,6 @@
           <w:sz w:val="19"/>
           <w:szCs w:val="19"/>
           <w:highlight w:val="white"/>
-          <w:lang w:val="en-US"/>
         </w:rPr>
         <w:t>.</w:t>
       </w:r>
@@ -21259,7 +21096,6 @@
           <w:sz w:val="19"/>
           <w:szCs w:val="19"/>
           <w:highlight w:val="white"/>
-          <w:lang w:val="en-US"/>
         </w:rPr>
         <w:t>(</w:t>
       </w:r>
@@ -21270,7 +21106,6 @@
           <w:sz w:val="19"/>
           <w:szCs w:val="19"/>
           <w:highlight w:val="white"/>
-          <w:lang w:val="en-US"/>
         </w:rPr>
         <w:t>"</w:t>
       </w:r>
@@ -21291,7 +21126,6 @@
           <w:sz w:val="19"/>
           <w:szCs w:val="19"/>
           <w:highlight w:val="white"/>
-          <w:lang w:val="en-US"/>
         </w:rPr>
         <w:t xml:space="preserve"> '</w:t>
       </w:r>
@@ -21312,7 +21146,6 @@
           <w:sz w:val="19"/>
           <w:szCs w:val="19"/>
           <w:highlight w:val="white"/>
-          <w:lang w:val="en-US"/>
         </w:rPr>
         <w:t>': "</w:t>
       </w:r>
@@ -21323,11 +21156,10 @@
           <w:sz w:val="19"/>
           <w:szCs w:val="19"/>
           <w:highlight w:val="white"/>
-          <w:lang w:val="en-US"/>
         </w:rPr>
         <w:t xml:space="preserve"> + </w:t>
       </w:r>
-      <w:proofErr w:type="gramStart"/>
+      <w:proofErr w:type="spellStart"/>
       <w:r>
         <w:rPr>
           <w:rFonts w:ascii="Cascadia Mono" w:hAnsi="Cascadia Mono" w:cs="Cascadia Mono"/>
@@ -21339,18 +21171,17 @@
         </w:rPr>
         <w:t>ClearWord</w:t>
       </w:r>
-      <w:r>
-        <w:rPr>
-          <w:rFonts w:ascii="Cascadia Mono" w:hAnsi="Cascadia Mono" w:cs="Cascadia Mono"/>
-          <w:color w:val="000000"/>
-          <w:sz w:val="19"/>
-          <w:szCs w:val="19"/>
-          <w:highlight w:val="white"/>
-          <w:lang w:val="en-US"/>
+      <w:proofErr w:type="spellEnd"/>
+      <w:r>
+        <w:rPr>
+          <w:rFonts w:ascii="Cascadia Mono" w:hAnsi="Cascadia Mono" w:cs="Cascadia Mono"/>
+          <w:color w:val="000000"/>
+          <w:sz w:val="19"/>
+          <w:szCs w:val="19"/>
+          <w:highlight w:val="white"/>
         </w:rPr>
         <w:t>(</w:t>
       </w:r>
-      <w:proofErr w:type="gramEnd"/>
       <w:r>
         <w:rPr>
           <w:rFonts w:ascii="Cascadia Mono" w:hAnsi="Cascadia Mono" w:cs="Cascadia Mono"/>
@@ -21358,7 +21189,6 @@
           <w:sz w:val="19"/>
           <w:szCs w:val="19"/>
           <w:highlight w:val="white"/>
-          <w:lang w:val="en-US"/>
         </w:rPr>
         <w:t>"</w:t>
       </w:r>
@@ -21379,7 +21209,6 @@
           <w:sz w:val="19"/>
           <w:szCs w:val="19"/>
           <w:highlight w:val="white"/>
-          <w:lang w:val="en-US"/>
         </w:rPr>
         <w:t xml:space="preserve"> </w:t>
       </w:r>
@@ -21400,7 +21229,6 @@
           <w:sz w:val="19"/>
           <w:szCs w:val="19"/>
           <w:highlight w:val="white"/>
-          <w:lang w:val="en-US"/>
         </w:rPr>
         <w:t xml:space="preserve">, </w:t>
       </w:r>
@@ -21421,7 +21249,6 @@
           <w:sz w:val="19"/>
           <w:szCs w:val="19"/>
           <w:highlight w:val="white"/>
-          <w:lang w:val="en-US"/>
         </w:rPr>
         <w:t xml:space="preserve"> </w:t>
       </w:r>
@@ -21442,7 +21269,6 @@
           <w:sz w:val="19"/>
           <w:szCs w:val="19"/>
           <w:highlight w:val="white"/>
-          <w:lang w:val="en-US"/>
         </w:rPr>
         <w:t>"</w:t>
       </w:r>
@@ -21453,7 +21279,6 @@
           <w:sz w:val="19"/>
           <w:szCs w:val="19"/>
           <w:highlight w:val="white"/>
-          <w:lang w:val="en-US"/>
         </w:rPr>
         <w:t xml:space="preserve">, </w:t>
       </w:r>
@@ -21464,7 +21289,6 @@
           <w:sz w:val="19"/>
           <w:szCs w:val="19"/>
           <w:highlight w:val="white"/>
-          <w:lang w:val="en-US"/>
         </w:rPr>
         <w:t>"</w:t>
       </w:r>
@@ -21485,7 +21309,6 @@
           <w:sz w:val="19"/>
           <w:szCs w:val="19"/>
           <w:highlight w:val="white"/>
-          <w:lang w:val="en-US"/>
         </w:rPr>
         <w:t>"</w:t>
       </w:r>
@@ -21496,7 +21319,6 @@
           <w:sz w:val="19"/>
           <w:szCs w:val="19"/>
           <w:highlight w:val="white"/>
-          <w:lang w:val="en-US"/>
         </w:rPr>
         <w:t>));</w:t>
       </w:r>
@@ -21523,9 +21345,19 @@
           <w:sz w:val="19"/>
           <w:szCs w:val="19"/>
           <w:highlight w:val="white"/>
-          <w:lang w:val="en-US"/>
-        </w:rPr>
-        <w:t xml:space="preserve">        }</w:t>
+        </w:rPr>
+        <w:t xml:space="preserve">        </w:t>
+      </w:r>
+      <w:r>
+        <w:rPr>
+          <w:rFonts w:ascii="Cascadia Mono" w:hAnsi="Cascadia Mono" w:cs="Cascadia Mono"/>
+          <w:color w:val="000000"/>
+          <w:sz w:val="19"/>
+          <w:szCs w:val="19"/>
+          <w:highlight w:val="white"/>
+          <w:lang w:val="en-US"/>
+        </w:rPr>
+        <w:t>}</w:t>
       </w:r>
     </w:p>
     <w:p>
@@ -22170,7 +22002,6 @@
         </w:rPr>
         <w:t xml:space="preserve"> + </w:t>
       </w:r>
-      <w:proofErr w:type="gramStart"/>
       <w:r>
         <w:rPr>
           <w:rFonts w:ascii="Cascadia Mono" w:hAnsi="Cascadia Mono" w:cs="Cascadia Mono"/>
@@ -22204,7 +22035,6 @@
         </w:rPr>
         <w:t>Join</w:t>
       </w:r>
-      <w:proofErr w:type="gramEnd"/>
       <w:r>
         <w:rPr>
           <w:rFonts w:ascii="Cascadia Mono" w:hAnsi="Cascadia Mono" w:cs="Cascadia Mono"/>
